--- a/Requisitos/CSU06 - Gerenciar Pedido.docx
+++ b/Requisitos/CSU06 - Gerenciar Pedido.docx
@@ -1,6 +1,6 @@
 
 <file path=word/document.xml><?xml version="1.0" encoding="utf-8"?>
-<w:document xmlns:wpc="http://schemas.microsoft.com/office/word/2010/wordprocessingCanvas" xmlns:cx="http://schemas.microsoft.com/office/drawing/2014/chartex" xmlns:cx1="http://schemas.microsoft.com/office/drawing/2015/9/8/chartex" xmlns:cx2="http://schemas.microsoft.com/office/drawing/2015/10/21/chartex" xmlns:cx3="http://schemas.microsoft.com/office/drawing/2016/5/9/chartex" xmlns:cx4="http://schemas.microsoft.com/office/drawing/2016/5/10/chartex" xmlns:cx5="http://schemas.microsoft.com/office/drawing/2016/5/11/chartex" xmlns:cx6="http://schemas.microsoft.com/office/drawing/2016/5/12/chartex" xmlns:cx7="http://schemas.microsoft.com/office/drawing/2016/5/13/chartex" xmlns:cx8="http://schemas.microsoft.com/office/drawing/2016/5/14/chartex" xmlns:mc="http://schemas.openxmlformats.org/markup-compatibility/2006" xmlns:aink="http://schemas.microsoft.com/office/drawing/2016/ink" xmlns:am3d="http://schemas.microsoft.com/office/drawing/2017/model3d" xmlns:o="urn:schemas-microsoft-com:office:office" xmlns:r="http://schemas.openxmlformats.org/officeDocument/2006/relationships" xmlns:m="http://schemas.openxmlformats.org/officeDocument/2006/math" xmlns:v="urn:schemas-microsoft-com:vml" xmlns:wp14="http://schemas.microsoft.com/office/word/2010/wordprocessingDrawing" xmlns:wp="http://schemas.openxmlformats.org/drawingml/2006/wordprocessingDrawing" xmlns:w10="urn:schemas-microsoft-com:office:word" xmlns:w="http://schemas.openxmlformats.org/wordprocessingml/2006/main" xmlns:w14="http://schemas.microsoft.com/office/word/2010/wordml" xmlns:w15="http://schemas.microsoft.com/office/word/2012/wordml" xmlns:w16cex="http://schemas.microsoft.com/office/word/2018/wordml/cex" xmlns:w16cid="http://schemas.microsoft.com/office/word/2016/wordml/cid" xmlns:w16="http://schemas.microsoft.com/office/word/2018/wordml" xmlns:w16se="http://schemas.microsoft.com/office/word/2015/wordml/symex" xmlns:wpg="http://schemas.microsoft.com/office/word/2010/wordprocessingGroup" xmlns:wpi="http://schemas.microsoft.com/office/word/2010/wordprocessingInk" xmlns:wne="http://schemas.microsoft.com/office/word/2006/wordml" xmlns:wps="http://schemas.microsoft.com/office/word/2010/wordprocessingShape" mc:Ignorable="w14 w15 w16se w16cid w16 w16cex wp14">
+<w:document xmlns:wpc="http://schemas.microsoft.com/office/word/2010/wordprocessingCanvas" xmlns:cx="http://schemas.microsoft.com/office/drawing/2014/chartex" xmlns:cx1="http://schemas.microsoft.com/office/drawing/2015/9/8/chartex" xmlns:cx2="http://schemas.microsoft.com/office/drawing/2015/10/21/chartex" xmlns:cx3="http://schemas.microsoft.com/office/drawing/2016/5/9/chartex" xmlns:cx4="http://schemas.microsoft.com/office/drawing/2016/5/10/chartex" xmlns:cx5="http://schemas.microsoft.com/office/drawing/2016/5/11/chartex" xmlns:cx6="http://schemas.microsoft.com/office/drawing/2016/5/12/chartex" xmlns:cx7="http://schemas.microsoft.com/office/drawing/2016/5/13/chartex" xmlns:cx8="http://schemas.microsoft.com/office/drawing/2016/5/14/chartex" xmlns:mc="http://schemas.openxmlformats.org/markup-compatibility/2006" xmlns:aink="http://schemas.microsoft.com/office/drawing/2016/ink" xmlns:am3d="http://schemas.microsoft.com/office/drawing/2017/model3d" xmlns:o="urn:schemas-microsoft-com:office:office" xmlns:oel="http://schemas.microsoft.com/office/2019/extlst" xmlns:r="http://schemas.openxmlformats.org/officeDocument/2006/relationships" xmlns:m="http://schemas.openxmlformats.org/officeDocument/2006/math" xmlns:v="urn:schemas-microsoft-com:vml" xmlns:wp14="http://schemas.microsoft.com/office/word/2010/wordprocessingDrawing" xmlns:wp="http://schemas.openxmlformats.org/drawingml/2006/wordprocessingDrawing" xmlns:w10="urn:schemas-microsoft-com:office:word" xmlns:w="http://schemas.openxmlformats.org/wordprocessingml/2006/main" xmlns:w14="http://schemas.microsoft.com/office/word/2010/wordml" xmlns:w15="http://schemas.microsoft.com/office/word/2012/wordml" xmlns:w16cex="http://schemas.microsoft.com/office/word/2018/wordml/cex" xmlns:w16cid="http://schemas.microsoft.com/office/word/2016/wordml/cid" xmlns:w16="http://schemas.microsoft.com/office/word/2018/wordml" xmlns:w16du="http://schemas.microsoft.com/office/word/2023/wordml/word16du" xmlns:w16sdtdh="http://schemas.microsoft.com/office/word/2020/wordml/sdtdatahash" xmlns:w16sdtfl="http://schemas.microsoft.com/office/word/2024/wordml/sdtformatlock" xmlns:w16se="http://schemas.microsoft.com/office/word/2015/wordml/symex" xmlns:wpg="http://schemas.microsoft.com/office/word/2010/wordprocessingGroup" xmlns:wpi="http://schemas.microsoft.com/office/word/2010/wordprocessingInk" xmlns:wne="http://schemas.microsoft.com/office/word/2006/wordml" xmlns:wps="http://schemas.microsoft.com/office/word/2010/wordprocessingShape" mc:Ignorable="w14 w15 w16se w16cid w16 w16cex w16sdtdh w16sdtfl w16du wp14">
   <w:body>
     <w:p>
       <w:pPr>
@@ -191,14 +191,7 @@
                 <w:sz w:val="28"/>
                 <w:szCs w:val="28"/>
               </w:rPr>
-              <w:t xml:space="preserve">O gerente do restaurante </w:t>
-            </w:r>
-            <w:r>
-              <w:rPr>
-                <w:sz w:val="28"/>
-                <w:szCs w:val="28"/>
-              </w:rPr>
-              <w:t>vai gerenciar e acompanhar o processo de produção do pedido</w:t>
+              <w:t>O gerente do restaurante vai gerenciar e acompanhar o processo de produção do pedido</w:t>
             </w:r>
           </w:p>
         </w:tc>
@@ -454,8 +447,17 @@
                 <w:sz w:val="28"/>
                 <w:szCs w:val="28"/>
               </w:rPr>
-              <w:t>O sistema exibe a tela inicial que apresenta algumas opções(</w:t>
-            </w:r>
+              <w:t xml:space="preserve">O sistema exibe a tela inicial que apresenta algumas </w:t>
+            </w:r>
+            <w:proofErr w:type="gramStart"/>
+            <w:r>
+              <w:rPr>
+                <w:sz w:val="28"/>
+                <w:szCs w:val="28"/>
+              </w:rPr>
+              <w:t>opções(</w:t>
+            </w:r>
+            <w:proofErr w:type="gramEnd"/>
             <w:r>
               <w:rPr>
                 <w:color w:val="FF0000"/>
@@ -505,13 +507,23 @@
               </w:rPr>
               <w:t xml:space="preserve">Ver Pedido: Ver </w:t>
             </w:r>
+            <w:proofErr w:type="spellStart"/>
             <w:r>
               <w:rPr>
                 <w:color w:val="FF0000"/>
                 <w:sz w:val="28"/>
                 <w:szCs w:val="28"/>
               </w:rPr>
-              <w:t>Ver Pedido</w:t>
+              <w:t>Ver</w:t>
+            </w:r>
+            <w:proofErr w:type="spellEnd"/>
+            <w:r>
+              <w:rPr>
+                <w:color w:val="FF0000"/>
+                <w:sz w:val="28"/>
+                <w:szCs w:val="28"/>
+              </w:rPr>
+              <w:t xml:space="preserve"> Pedido</w:t>
             </w:r>
           </w:p>
           <w:p>
@@ -966,28 +978,23 @@
                 <w:sz w:val="28"/>
                 <w:szCs w:val="28"/>
               </w:rPr>
-              <w:t xml:space="preserve">Em qualquer etapa o ator </w:t>
-            </w:r>
-            <w:r>
-              <w:rPr>
-                <w:sz w:val="28"/>
-                <w:szCs w:val="28"/>
-              </w:rPr>
-              <w:t xml:space="preserve">pressiona botão “ </w:t>
-            </w:r>
-            <w:r>
-              <w:rPr>
-                <w:sz w:val="28"/>
-                <w:szCs w:val="28"/>
-              </w:rPr>
-              <w:t>Ver Pedido</w:t>
-            </w:r>
-            <w:r>
-              <w:rPr>
-                <w:sz w:val="28"/>
-                <w:szCs w:val="28"/>
-              </w:rPr>
-              <w:t>”.</w:t>
+              <w:t xml:space="preserve">Em qualquer etapa o ator pressiona botão </w:t>
+            </w:r>
+            <w:proofErr w:type="gramStart"/>
+            <w:r>
+              <w:rPr>
+                <w:sz w:val="28"/>
+                <w:szCs w:val="28"/>
+              </w:rPr>
+              <w:t>“ Ver</w:t>
+            </w:r>
+            <w:proofErr w:type="gramEnd"/>
+            <w:r>
+              <w:rPr>
+                <w:sz w:val="28"/>
+                <w:szCs w:val="28"/>
+              </w:rPr>
+              <w:t xml:space="preserve"> Pedido”.</w:t>
             </w:r>
           </w:p>
           <w:p>
@@ -1007,8 +1014,17 @@
                 <w:sz w:val="28"/>
                 <w:szCs w:val="28"/>
               </w:rPr>
-              <w:t>O Sistema exibe a tela detalhada do pedido(</w:t>
-            </w:r>
+              <w:t xml:space="preserve">O Sistema exibe a tela detalhada do </w:t>
+            </w:r>
+            <w:proofErr w:type="gramStart"/>
+            <w:r>
+              <w:rPr>
+                <w:sz w:val="28"/>
+                <w:szCs w:val="28"/>
+              </w:rPr>
+              <w:t>pedido(</w:t>
+            </w:r>
+            <w:proofErr w:type="gramEnd"/>
             <w:r>
               <w:rPr>
                 <w:color w:val="FF0000"/>
@@ -1088,15 +1104,17 @@
                 <w:sz w:val="28"/>
                 <w:szCs w:val="28"/>
               </w:rPr>
-              <w:t xml:space="preserve">Linha 2: </w:t>
-            </w:r>
-            <w:r>
-              <w:rPr>
-                <w:sz w:val="28"/>
-                <w:szCs w:val="28"/>
-              </w:rPr>
-              <w:t xml:space="preserve"> Ator pressiona o botão “Voltar”. O Sistema volta para a tela inicial(</w:t>
-            </w:r>
+              <w:t xml:space="preserve">Linha 2:  Ator pressiona o botão “Voltar”. O Sistema volta para a tela </w:t>
+            </w:r>
+            <w:proofErr w:type="gramStart"/>
+            <w:r>
+              <w:rPr>
+                <w:sz w:val="28"/>
+                <w:szCs w:val="28"/>
+              </w:rPr>
+              <w:t>inicial(</w:t>
+            </w:r>
+            <w:proofErr w:type="gramEnd"/>
             <w:r>
               <w:rPr>
                 <w:color w:val="FF0000"/>
@@ -1290,78 +1308,22 @@
                 <w:sz w:val="28"/>
                 <w:szCs w:val="28"/>
               </w:rPr>
-              <w:t>1. Na etapa “Pendente” o a</w:t>
-            </w:r>
-            <w:r>
-              <w:rPr>
-                <w:sz w:val="28"/>
-                <w:szCs w:val="28"/>
-              </w:rPr>
-              <w:t xml:space="preserve">tor </w:t>
-            </w:r>
-            <w:r>
-              <w:rPr>
-                <w:sz w:val="28"/>
-                <w:szCs w:val="28"/>
-              </w:rPr>
-              <w:t>seleciona a opção</w:t>
-            </w:r>
-            <w:r>
-              <w:rPr>
-                <w:sz w:val="28"/>
-                <w:szCs w:val="28"/>
-              </w:rPr>
-              <w:t xml:space="preserve"> de “</w:t>
-            </w:r>
-            <w:r>
-              <w:rPr>
-                <w:sz w:val="28"/>
-                <w:szCs w:val="28"/>
-              </w:rPr>
-              <w:t>Aceitar</w:t>
-            </w:r>
-            <w:r>
-              <w:rPr>
-                <w:sz w:val="28"/>
-                <w:szCs w:val="28"/>
-              </w:rPr>
-              <w:t>”.</w:t>
-            </w:r>
-          </w:p>
-          <w:p>
-            <w:pPr>
-              <w:rPr>
-                <w:sz w:val="28"/>
-                <w:szCs w:val="28"/>
-              </w:rPr>
-            </w:pPr>
-            <w:r>
-              <w:rPr>
-                <w:sz w:val="28"/>
-                <w:szCs w:val="28"/>
-              </w:rPr>
-              <w:t>2. O sistema</w:t>
-            </w:r>
-            <w:r>
-              <w:rPr>
-                <w:sz w:val="28"/>
-                <w:szCs w:val="28"/>
-              </w:rPr>
-              <w:t xml:space="preserve"> </w:t>
-            </w:r>
-            <w:r>
-              <w:rPr>
-                <w:sz w:val="28"/>
-                <w:szCs w:val="28"/>
-              </w:rPr>
-              <w:t>avança o pedido para a etapa “Em preparo”</w:t>
-            </w:r>
-            <w:r>
-              <w:rPr>
-                <w:sz w:val="28"/>
-                <w:szCs w:val="28"/>
-              </w:rPr>
-              <w:t>.</w:t>
+              <w:t>1. Na etapa “Pendente” o ator seleciona a opção de “Aceitar”.</w:t>
+            </w:r>
+          </w:p>
+          <w:p>
+            <w:pPr>
+              <w:rPr>
+                <w:sz w:val="28"/>
+                <w:szCs w:val="28"/>
+              </w:rPr>
+            </w:pPr>
+            <w:r>
+              <w:rPr>
+                <w:sz w:val="28"/>
+                <w:szCs w:val="28"/>
+              </w:rPr>
+              <w:t>2. O sistema avança o pedido para a etapa “Em preparo”.</w:t>
             </w:r>
           </w:p>
         </w:tc>
@@ -1548,8 +1510,17 @@
                 <w:sz w:val="28"/>
                 <w:szCs w:val="28"/>
               </w:rPr>
-              <w:t>2. O sistema exibe a mensagem “Deseja Prosseguir?”(</w:t>
-            </w:r>
+              <w:t>2. O sistema exibe a mensagem “Deseja Prosseguir</w:t>
+            </w:r>
+            <w:proofErr w:type="gramStart"/>
+            <w:r>
+              <w:rPr>
+                <w:sz w:val="28"/>
+                <w:szCs w:val="28"/>
+              </w:rPr>
+              <w:t>?”(</w:t>
+            </w:r>
+            <w:proofErr w:type="gramEnd"/>
             <w:r>
               <w:rPr>
                 <w:color w:val="FF0000"/>
@@ -1658,8 +1629,17 @@
                 <w:sz w:val="28"/>
                 <w:szCs w:val="28"/>
               </w:rPr>
-              <w:t>Ator seleciona a opção “Não”. Retorna a tela inicial do sistema(</w:t>
-            </w:r>
+              <w:t xml:space="preserve">Ator seleciona a opção “Não”. Retorna a tela inicial do </w:t>
+            </w:r>
+            <w:proofErr w:type="gramStart"/>
+            <w:r>
+              <w:rPr>
+                <w:sz w:val="28"/>
+                <w:szCs w:val="28"/>
+              </w:rPr>
+              <w:t>sistema(</w:t>
+            </w:r>
+            <w:proofErr w:type="gramEnd"/>
             <w:r>
               <w:rPr>
                 <w:color w:val="FF0000"/>
@@ -2001,8 +1981,17 @@
                 <w:sz w:val="28"/>
                 <w:szCs w:val="28"/>
               </w:rPr>
-              <w:t>2. O sistema exibe a mensagem “Deseja Prosseguir?”(</w:t>
-            </w:r>
+              <w:t>2. O sistema exibe a mensagem “Deseja Prosseguir</w:t>
+            </w:r>
+            <w:proofErr w:type="gramStart"/>
+            <w:r>
+              <w:rPr>
+                <w:sz w:val="28"/>
+                <w:szCs w:val="28"/>
+              </w:rPr>
+              <w:t>?”(</w:t>
+            </w:r>
+            <w:proofErr w:type="gramEnd"/>
             <w:r>
               <w:rPr>
                 <w:color w:val="FF0000"/>
@@ -2112,8 +2101,17 @@
                 <w:sz w:val="28"/>
                 <w:szCs w:val="28"/>
               </w:rPr>
-              <w:t>Ator seleciona a opção “Não”. Retorna a tela inicial do sistema(</w:t>
-            </w:r>
+              <w:t xml:space="preserve">Ator seleciona a opção “Não”. Retorna a tela inicial do </w:t>
+            </w:r>
+            <w:proofErr w:type="gramStart"/>
+            <w:r>
+              <w:rPr>
+                <w:sz w:val="28"/>
+                <w:szCs w:val="28"/>
+              </w:rPr>
+              <w:t>sistema(</w:t>
+            </w:r>
+            <w:proofErr w:type="gramEnd"/>
             <w:r>
               <w:rPr>
                 <w:color w:val="FF0000"/>
@@ -2201,12 +2199,13 @@
               </w:rPr>
               <w:t>Ocorre uma falha no cancelamento do pedido, informando a mensagem “Falha no cancelamento, tente novamente!”, retornando ao passo 1.</w:t>
             </w:r>
-            <w:bookmarkStart w:id="0" w:name="_GoBack"/>
-            <w:bookmarkEnd w:id="0"/>
           </w:p>
         </w:tc>
       </w:tr>
     </w:tbl>
+    <w:p/>
+    <w:p/>
+    <w:p/>
     <w:p/>
     <w:p>
       <w:pPr>
@@ -2223,6 +2222,7 @@
           <w:sz w:val="28"/>
           <w:szCs w:val="28"/>
         </w:rPr>
+        <w:lastRenderedPageBreak/>
         <w:t xml:space="preserve">Seção: </w:t>
       </w:r>
       <w:r>
@@ -2233,151 +2233,140 @@
         <w:t>Enviar Pedido Pronto</w:t>
       </w:r>
     </w:p>
-    <w:sdt>
-      <w:sdtPr>
-        <w:tag w:val="goog_rdk_0"/>
-        <w:id w:val="951025535"/>
-        <w:lock w:val="contentLocked"/>
-      </w:sdtPr>
-      <w:sdtEndPr/>
-      <w:sdtContent>
-        <w:tbl>
-          <w:tblPr>
-            <w:tblStyle w:val="a5"/>
-            <w:tblW w:w="10330" w:type="dxa"/>
-            <w:tblInd w:w="-70" w:type="dxa"/>
-            <w:tblBorders>
-              <w:top w:val="single" w:sz="4" w:space="0" w:color="000000"/>
-              <w:left w:val="single" w:sz="4" w:space="0" w:color="000000"/>
-              <w:bottom w:val="single" w:sz="4" w:space="0" w:color="000000"/>
-              <w:right w:val="single" w:sz="4" w:space="0" w:color="000000"/>
-              <w:insideH w:val="single" w:sz="4" w:space="0" w:color="000000"/>
-              <w:insideV w:val="single" w:sz="4" w:space="0" w:color="000000"/>
-            </w:tblBorders>
-            <w:tblLayout w:type="fixed"/>
-            <w:tblLook w:val="0000" w:firstRow="0" w:lastRow="0" w:firstColumn="0" w:lastColumn="0" w:noHBand="0" w:noVBand="0"/>
-          </w:tblPr>
-          <w:tblGrid>
-            <w:gridCol w:w="2905"/>
-            <w:gridCol w:w="7425"/>
-          </w:tblGrid>
-          <w:tr>
-            <w:tc>
-              <w:tcPr>
-                <w:tcW w:w="2905" w:type="dxa"/>
-              </w:tcPr>
-              <w:p>
-                <w:pPr>
-                  <w:rPr>
-                    <w:sz w:val="28"/>
-                    <w:szCs w:val="28"/>
-                  </w:rPr>
-                </w:pPr>
-                <w:r>
-                  <w:rPr>
-                    <w:b/>
-                    <w:sz w:val="28"/>
-                    <w:szCs w:val="28"/>
-                  </w:rPr>
-                  <w:t>Sumário</w:t>
-                </w:r>
-              </w:p>
-            </w:tc>
-            <w:tc>
-              <w:tcPr>
-                <w:tcW w:w="7425" w:type="dxa"/>
-              </w:tcPr>
-              <w:p>
-                <w:pPr>
-                  <w:rPr>
-                    <w:sz w:val="28"/>
-                    <w:szCs w:val="28"/>
-                  </w:rPr>
-                </w:pPr>
-                <w:r>
-                  <w:rPr>
-                    <w:sz w:val="28"/>
-                    <w:szCs w:val="28"/>
-                  </w:rPr>
-                  <w:t xml:space="preserve">Ator marca que o pedido saiu para entrega </w:t>
-                </w:r>
-              </w:p>
-            </w:tc>
-          </w:tr>
-          <w:tr>
-            <w:trPr>
-              <w:cantSplit/>
-            </w:trPr>
-            <w:tc>
-              <w:tcPr>
-                <w:tcW w:w="10330" w:type="dxa"/>
-                <w:gridSpan w:val="2"/>
-              </w:tcPr>
-              <w:p>
-                <w:pPr>
-                  <w:keepNext/>
-                  <w:jc w:val="center"/>
-                  <w:rPr>
-                    <w:sz w:val="28"/>
-                    <w:szCs w:val="28"/>
-                  </w:rPr>
-                </w:pPr>
-                <w:r>
-                  <w:rPr>
-                    <w:b/>
-                    <w:sz w:val="28"/>
-                    <w:szCs w:val="28"/>
-                  </w:rPr>
-                  <w:lastRenderedPageBreak/>
-                  <w:t>Fluxo Principal</w:t>
-                </w:r>
-              </w:p>
-            </w:tc>
-          </w:tr>
-          <w:tr>
-            <w:trPr>
-              <w:trHeight w:val="849"/>
-            </w:trPr>
-            <w:tc>
-              <w:tcPr>
-                <w:tcW w:w="10330" w:type="dxa"/>
-                <w:gridSpan w:val="2"/>
-              </w:tcPr>
-              <w:p>
-                <w:pPr>
-                  <w:rPr>
-                    <w:sz w:val="28"/>
-                    <w:szCs w:val="28"/>
-                  </w:rPr>
-                </w:pPr>
-                <w:r>
-                  <w:rPr>
-                    <w:sz w:val="28"/>
-                    <w:szCs w:val="28"/>
-                  </w:rPr>
-                  <w:t>1. Na etapa “Pronto” o ator seleciona a opção de “Enviar”.</w:t>
-                </w:r>
-              </w:p>
-              <w:p>
-                <w:pPr>
-                  <w:rPr>
-                    <w:sz w:val="28"/>
-                    <w:szCs w:val="28"/>
-                  </w:rPr>
-                </w:pPr>
-                <w:r>
-                  <w:rPr>
-                    <w:sz w:val="28"/>
-                    <w:szCs w:val="28"/>
-                  </w:rPr>
-                  <w:t>2. O sistema avança o pedido para a próxima etapa.</w:t>
-                </w:r>
-              </w:p>
-            </w:tc>
-          </w:tr>
-        </w:tbl>
-      </w:sdtContent>
-    </w:sdt>
+    <w:tbl>
+      <w:tblPr>
+        <w:tblStyle w:val="a5"/>
+        <w:tblW w:w="10330" w:type="dxa"/>
+        <w:tblInd w:w="-70" w:type="dxa"/>
+        <w:tblBorders>
+          <w:top w:val="single" w:sz="4" w:space="0" w:color="000000"/>
+          <w:left w:val="single" w:sz="4" w:space="0" w:color="000000"/>
+          <w:bottom w:val="single" w:sz="4" w:space="0" w:color="000000"/>
+          <w:right w:val="single" w:sz="4" w:space="0" w:color="000000"/>
+          <w:insideH w:val="single" w:sz="4" w:space="0" w:color="000000"/>
+          <w:insideV w:val="single" w:sz="4" w:space="0" w:color="000000"/>
+        </w:tblBorders>
+        <w:tblLayout w:type="fixed"/>
+        <w:tblLook w:val="0000" w:firstRow="0" w:lastRow="0" w:firstColumn="0" w:lastColumn="0" w:noHBand="0" w:noVBand="0"/>
+      </w:tblPr>
+      <w:tblGrid>
+        <w:gridCol w:w="2905"/>
+        <w:gridCol w:w="7425"/>
+      </w:tblGrid>
+      <w:tr>
+        <w:tc>
+          <w:tcPr>
+            <w:tcW w:w="2905" w:type="dxa"/>
+          </w:tcPr>
+          <w:p>
+            <w:pPr>
+              <w:rPr>
+                <w:sz w:val="28"/>
+                <w:szCs w:val="28"/>
+              </w:rPr>
+            </w:pPr>
+            <w:r>
+              <w:rPr>
+                <w:b/>
+                <w:sz w:val="28"/>
+                <w:szCs w:val="28"/>
+              </w:rPr>
+              <w:t>Sumário</w:t>
+            </w:r>
+          </w:p>
+        </w:tc>
+        <w:tc>
+          <w:tcPr>
+            <w:tcW w:w="7425" w:type="dxa"/>
+          </w:tcPr>
+          <w:p>
+            <w:pPr>
+              <w:rPr>
+                <w:sz w:val="28"/>
+                <w:szCs w:val="28"/>
+              </w:rPr>
+            </w:pPr>
+            <w:r>
+              <w:rPr>
+                <w:sz w:val="28"/>
+                <w:szCs w:val="28"/>
+              </w:rPr>
+              <w:t xml:space="preserve">Ator marca que o pedido saiu para entrega </w:t>
+            </w:r>
+          </w:p>
+        </w:tc>
+      </w:tr>
+      <w:tr>
+        <w:trPr>
+          <w:cantSplit/>
+        </w:trPr>
+        <w:tc>
+          <w:tcPr>
+            <w:tcW w:w="10330" w:type="dxa"/>
+            <w:gridSpan w:val="2"/>
+          </w:tcPr>
+          <w:p>
+            <w:pPr>
+              <w:keepNext/>
+              <w:jc w:val="center"/>
+              <w:rPr>
+                <w:sz w:val="28"/>
+                <w:szCs w:val="28"/>
+              </w:rPr>
+            </w:pPr>
+            <w:r>
+              <w:rPr>
+                <w:b/>
+                <w:sz w:val="28"/>
+                <w:szCs w:val="28"/>
+              </w:rPr>
+              <w:t>Fluxo Principal</w:t>
+            </w:r>
+          </w:p>
+        </w:tc>
+      </w:tr>
+      <w:tr>
+        <w:trPr>
+          <w:trHeight w:val="849"/>
+        </w:trPr>
+        <w:tc>
+          <w:tcPr>
+            <w:tcW w:w="10330" w:type="dxa"/>
+            <w:gridSpan w:val="2"/>
+          </w:tcPr>
+          <w:p>
+            <w:pPr>
+              <w:rPr>
+                <w:sz w:val="28"/>
+                <w:szCs w:val="28"/>
+              </w:rPr>
+            </w:pPr>
+            <w:r>
+              <w:rPr>
+                <w:sz w:val="28"/>
+                <w:szCs w:val="28"/>
+              </w:rPr>
+              <w:t>1. Na etapa “Pronto” o ator seleciona a opção de “Enviar”.</w:t>
+            </w:r>
+          </w:p>
+          <w:p>
+            <w:pPr>
+              <w:rPr>
+                <w:sz w:val="28"/>
+                <w:szCs w:val="28"/>
+              </w:rPr>
+            </w:pPr>
+            <w:r>
+              <w:rPr>
+                <w:sz w:val="28"/>
+                <w:szCs w:val="28"/>
+              </w:rPr>
+              <w:t>2. O sistema avança o pedido para a próxima etapa.</w:t>
+            </w:r>
+          </w:p>
+        </w:tc>
+      </w:tr>
+    </w:tbl>
     <w:p/>
     <w:p>
       <w:pPr>
@@ -2419,284 +2408,300 @@
         <w:t xml:space="preserve">Entregue </w:t>
       </w:r>
     </w:p>
-    <w:sdt>
-      <w:sdtPr>
-        <w:tag w:val="goog_rdk_1"/>
-        <w:id w:val="-525458424"/>
-        <w:lock w:val="contentLocked"/>
-      </w:sdtPr>
-      <w:sdtEndPr/>
-      <w:sdtContent>
-        <w:tbl>
-          <w:tblPr>
-            <w:tblStyle w:val="a6"/>
-            <w:tblW w:w="10330" w:type="dxa"/>
-            <w:tblInd w:w="-70" w:type="dxa"/>
-            <w:tblBorders>
-              <w:top w:val="single" w:sz="4" w:space="0" w:color="000000"/>
-              <w:left w:val="single" w:sz="4" w:space="0" w:color="000000"/>
-              <w:bottom w:val="single" w:sz="4" w:space="0" w:color="000000"/>
-              <w:right w:val="single" w:sz="4" w:space="0" w:color="000000"/>
-              <w:insideH w:val="single" w:sz="4" w:space="0" w:color="000000"/>
-              <w:insideV w:val="single" w:sz="4" w:space="0" w:color="000000"/>
-            </w:tblBorders>
-            <w:tblLayout w:type="fixed"/>
-            <w:tblLook w:val="0000" w:firstRow="0" w:lastRow="0" w:firstColumn="0" w:lastColumn="0" w:noHBand="0" w:noVBand="0"/>
-          </w:tblPr>
-          <w:tblGrid>
-            <w:gridCol w:w="2905"/>
-            <w:gridCol w:w="7425"/>
-          </w:tblGrid>
-          <w:tr>
-            <w:tc>
-              <w:tcPr>
-                <w:tcW w:w="2905" w:type="dxa"/>
-              </w:tcPr>
-              <w:p>
-                <w:pPr>
-                  <w:rPr>
-                    <w:sz w:val="28"/>
-                    <w:szCs w:val="28"/>
-                  </w:rPr>
-                </w:pPr>
-                <w:r>
-                  <w:rPr>
-                    <w:b/>
-                    <w:sz w:val="28"/>
-                    <w:szCs w:val="28"/>
-                  </w:rPr>
-                  <w:t>Sumário</w:t>
-                </w:r>
-              </w:p>
-            </w:tc>
-            <w:tc>
-              <w:tcPr>
-                <w:tcW w:w="7425" w:type="dxa"/>
-              </w:tcPr>
-              <w:p>
-                <w:pPr>
-                  <w:rPr>
-                    <w:sz w:val="28"/>
-                    <w:szCs w:val="28"/>
-                  </w:rPr>
-                </w:pPr>
-                <w:r>
-                  <w:rPr>
-                    <w:sz w:val="28"/>
-                    <w:szCs w:val="28"/>
-                  </w:rPr>
-                  <w:t>Ator marca que o pedido foi recebido</w:t>
-                </w:r>
-              </w:p>
-            </w:tc>
-          </w:tr>
-          <w:tr>
-            <w:trPr>
-              <w:cantSplit/>
-            </w:trPr>
-            <w:tc>
-              <w:tcPr>
-                <w:tcW w:w="10330" w:type="dxa"/>
-                <w:gridSpan w:val="2"/>
-              </w:tcPr>
-              <w:p>
-                <w:pPr>
-                  <w:keepNext/>
-                  <w:jc w:val="center"/>
-                  <w:rPr>
-                    <w:sz w:val="28"/>
-                    <w:szCs w:val="28"/>
-                  </w:rPr>
-                </w:pPr>
-                <w:r>
-                  <w:rPr>
-                    <w:b/>
-                    <w:sz w:val="28"/>
-                    <w:szCs w:val="28"/>
-                  </w:rPr>
-                  <w:t>Fluxo Principal</w:t>
-                </w:r>
-              </w:p>
-            </w:tc>
-          </w:tr>
-          <w:tr>
-            <w:trPr>
-              <w:trHeight w:val="849"/>
-            </w:trPr>
-            <w:tc>
-              <w:tcPr>
-                <w:tcW w:w="10330" w:type="dxa"/>
-                <w:gridSpan w:val="2"/>
-              </w:tcPr>
-              <w:p>
-                <w:pPr>
-                  <w:rPr>
-                    <w:sz w:val="28"/>
-                    <w:szCs w:val="28"/>
-                  </w:rPr>
-                </w:pPr>
-                <w:r>
-                  <w:rPr>
-                    <w:sz w:val="28"/>
-                    <w:szCs w:val="28"/>
-                  </w:rPr>
-                  <w:t>1. Na etapa “Em entrega” o ator  seleciona a opção de “Entregue”.</w:t>
-                </w:r>
-              </w:p>
-              <w:p>
-                <w:pPr>
-                  <w:rPr>
-                    <w:sz w:val="28"/>
-                    <w:szCs w:val="28"/>
-                  </w:rPr>
-                </w:pPr>
-                <w:r>
-                  <w:rPr>
-                    <w:sz w:val="28"/>
-                    <w:szCs w:val="28"/>
-                  </w:rPr>
-                  <w:t>2. O sistema exibe a mensagem “Deseja Prosseguir?”(</w:t>
-                </w:r>
-                <w:r>
-                  <w:rPr>
-                    <w:color w:val="FF0000"/>
-                    <w:sz w:val="28"/>
-                    <w:szCs w:val="28"/>
-                  </w:rPr>
-                  <w:t>Tela_W14</w:t>
-                </w:r>
-                <w:r>
-                  <w:rPr>
-                    <w:sz w:val="28"/>
-                    <w:szCs w:val="28"/>
-                  </w:rPr>
-                  <w:t>)</w:t>
-                </w:r>
-              </w:p>
-              <w:p>
-                <w:pPr>
-                  <w:rPr>
-                    <w:sz w:val="28"/>
-                    <w:szCs w:val="28"/>
-                  </w:rPr>
-                </w:pPr>
-                <w:r>
-                  <w:rPr>
-                    <w:sz w:val="28"/>
-                    <w:szCs w:val="28"/>
-                  </w:rPr>
-                  <w:t>3. Ator confirma remoção.</w:t>
-                </w:r>
-              </w:p>
-              <w:p>
-                <w:pPr>
-                  <w:rPr>
-                    <w:sz w:val="28"/>
-                    <w:szCs w:val="28"/>
-                  </w:rPr>
-                </w:pPr>
-                <w:r>
-                  <w:rPr>
-                    <w:sz w:val="28"/>
-                    <w:szCs w:val="28"/>
-                  </w:rPr>
-                  <w:t>4. O sistema registra o pedido como entregue e elimina ele da tela de gestor de pedido.</w:t>
-                </w:r>
-              </w:p>
-            </w:tc>
-          </w:tr>
-          <w:tr>
-            <w:trPr>
-              <w:trHeight w:val="285"/>
-            </w:trPr>
-            <w:tc>
-              <w:tcPr>
-                <w:tcW w:w="10330" w:type="dxa"/>
-                <w:gridSpan w:val="2"/>
-              </w:tcPr>
-              <w:p>
-                <w:pPr>
-                  <w:jc w:val="center"/>
-                  <w:rPr>
-                    <w:sz w:val="28"/>
-                    <w:szCs w:val="28"/>
-                  </w:rPr>
-                </w:pPr>
-                <w:r>
-                  <w:rPr>
-                    <w:b/>
-                    <w:sz w:val="28"/>
-                    <w:szCs w:val="28"/>
-                  </w:rPr>
-                  <w:t>Fluxo Alternat</w:t>
-                </w:r>
-                <w:r>
-                  <w:rPr>
-                    <w:b/>
-                    <w:sz w:val="28"/>
-                    <w:szCs w:val="28"/>
-                  </w:rPr>
-                  <w:t>ivo</w:t>
-                </w:r>
-              </w:p>
-            </w:tc>
-          </w:tr>
-          <w:tr>
-            <w:trPr>
-              <w:trHeight w:val="285"/>
-            </w:trPr>
-            <w:tc>
-              <w:tcPr>
-                <w:tcW w:w="10330" w:type="dxa"/>
-                <w:gridSpan w:val="2"/>
-              </w:tcPr>
-              <w:p>
-                <w:pPr>
-                  <w:tabs>
-                    <w:tab w:val="left" w:pos="360"/>
-                  </w:tabs>
-                  <w:rPr>
-                    <w:b/>
-                    <w:sz w:val="28"/>
-                    <w:szCs w:val="28"/>
-                  </w:rPr>
-                </w:pPr>
-                <w:r>
-                  <w:rPr>
-                    <w:b/>
-                    <w:sz w:val="28"/>
-                    <w:szCs w:val="28"/>
-                  </w:rPr>
-                  <w:t xml:space="preserve">Linha 2: </w:t>
-                </w:r>
-                <w:r>
-                  <w:rPr>
-                    <w:sz w:val="28"/>
-                    <w:szCs w:val="28"/>
-                  </w:rPr>
-                  <w:t>Ator seleciona a opção “Não”. Retorna a tela inicial do sistema(</w:t>
-                </w:r>
-                <w:r>
-                  <w:rPr>
-                    <w:color w:val="FF0000"/>
-                    <w:sz w:val="28"/>
-                    <w:szCs w:val="28"/>
-                  </w:rPr>
-                  <w:t>Tela_M1</w:t>
-                </w:r>
-                <w:r>
-                  <w:rPr>
-                    <w:sz w:val="28"/>
-                    <w:szCs w:val="28"/>
-                  </w:rPr>
-                  <w:t>).</w:t>
-                </w:r>
-              </w:p>
-            </w:tc>
-          </w:tr>
-        </w:tbl>
-      </w:sdtContent>
-    </w:sdt>
+    <w:tbl>
+      <w:tblPr>
+        <w:tblStyle w:val="a6"/>
+        <w:tblW w:w="10330" w:type="dxa"/>
+        <w:tblInd w:w="-70" w:type="dxa"/>
+        <w:tblBorders>
+          <w:top w:val="single" w:sz="4" w:space="0" w:color="000000"/>
+          <w:left w:val="single" w:sz="4" w:space="0" w:color="000000"/>
+          <w:bottom w:val="single" w:sz="4" w:space="0" w:color="000000"/>
+          <w:right w:val="single" w:sz="4" w:space="0" w:color="000000"/>
+          <w:insideH w:val="single" w:sz="4" w:space="0" w:color="000000"/>
+          <w:insideV w:val="single" w:sz="4" w:space="0" w:color="000000"/>
+        </w:tblBorders>
+        <w:tblLayout w:type="fixed"/>
+        <w:tblLook w:val="0000" w:firstRow="0" w:lastRow="0" w:firstColumn="0" w:lastColumn="0" w:noHBand="0" w:noVBand="0"/>
+      </w:tblPr>
+      <w:tblGrid>
+        <w:gridCol w:w="2905"/>
+        <w:gridCol w:w="7425"/>
+      </w:tblGrid>
+      <w:tr>
+        <w:tc>
+          <w:tcPr>
+            <w:tcW w:w="2905" w:type="dxa"/>
+          </w:tcPr>
+          <w:p>
+            <w:pPr>
+              <w:rPr>
+                <w:sz w:val="28"/>
+                <w:szCs w:val="28"/>
+              </w:rPr>
+            </w:pPr>
+            <w:r>
+              <w:rPr>
+                <w:b/>
+                <w:sz w:val="28"/>
+                <w:szCs w:val="28"/>
+              </w:rPr>
+              <w:t>Sumário</w:t>
+            </w:r>
+          </w:p>
+        </w:tc>
+        <w:tc>
+          <w:tcPr>
+            <w:tcW w:w="7425" w:type="dxa"/>
+          </w:tcPr>
+          <w:p>
+            <w:pPr>
+              <w:rPr>
+                <w:sz w:val="28"/>
+                <w:szCs w:val="28"/>
+              </w:rPr>
+            </w:pPr>
+            <w:r>
+              <w:rPr>
+                <w:sz w:val="28"/>
+                <w:szCs w:val="28"/>
+              </w:rPr>
+              <w:t>Ator marca que o pedido foi recebido</w:t>
+            </w:r>
+          </w:p>
+        </w:tc>
+      </w:tr>
+      <w:tr>
+        <w:trPr>
+          <w:cantSplit/>
+        </w:trPr>
+        <w:tc>
+          <w:tcPr>
+            <w:tcW w:w="10330" w:type="dxa"/>
+            <w:gridSpan w:val="2"/>
+          </w:tcPr>
+          <w:p>
+            <w:pPr>
+              <w:keepNext/>
+              <w:jc w:val="center"/>
+              <w:rPr>
+                <w:sz w:val="28"/>
+                <w:szCs w:val="28"/>
+              </w:rPr>
+            </w:pPr>
+            <w:r>
+              <w:rPr>
+                <w:b/>
+                <w:sz w:val="28"/>
+                <w:szCs w:val="28"/>
+              </w:rPr>
+              <w:t>Fluxo Principal</w:t>
+            </w:r>
+          </w:p>
+        </w:tc>
+      </w:tr>
+      <w:tr>
+        <w:trPr>
+          <w:trHeight w:val="849"/>
+        </w:trPr>
+        <w:tc>
+          <w:tcPr>
+            <w:tcW w:w="10330" w:type="dxa"/>
+            <w:gridSpan w:val="2"/>
+          </w:tcPr>
+          <w:p>
+            <w:pPr>
+              <w:rPr>
+                <w:sz w:val="28"/>
+                <w:szCs w:val="28"/>
+              </w:rPr>
+            </w:pPr>
+            <w:r>
+              <w:rPr>
+                <w:sz w:val="28"/>
+                <w:szCs w:val="28"/>
+              </w:rPr>
+              <w:t xml:space="preserve">1. Na etapa “Em entrega” o </w:t>
+            </w:r>
+            <w:proofErr w:type="gramStart"/>
+            <w:r>
+              <w:rPr>
+                <w:sz w:val="28"/>
+                <w:szCs w:val="28"/>
+              </w:rPr>
+              <w:t>ator  seleciona</w:t>
+            </w:r>
+            <w:proofErr w:type="gramEnd"/>
+            <w:r>
+              <w:rPr>
+                <w:sz w:val="28"/>
+                <w:szCs w:val="28"/>
+              </w:rPr>
+              <w:t xml:space="preserve"> a opção de “Entregue”.</w:t>
+            </w:r>
+          </w:p>
+          <w:p>
+            <w:pPr>
+              <w:rPr>
+                <w:sz w:val="28"/>
+                <w:szCs w:val="28"/>
+              </w:rPr>
+            </w:pPr>
+            <w:r>
+              <w:rPr>
+                <w:sz w:val="28"/>
+                <w:szCs w:val="28"/>
+              </w:rPr>
+              <w:t>2. O sistema exibe a mensagem “Deseja Prosseguir</w:t>
+            </w:r>
+            <w:proofErr w:type="gramStart"/>
+            <w:r>
+              <w:rPr>
+                <w:sz w:val="28"/>
+                <w:szCs w:val="28"/>
+              </w:rPr>
+              <w:t>?”(</w:t>
+            </w:r>
+            <w:proofErr w:type="gramEnd"/>
+            <w:r>
+              <w:rPr>
+                <w:color w:val="FF0000"/>
+                <w:sz w:val="28"/>
+                <w:szCs w:val="28"/>
+              </w:rPr>
+              <w:t>Tela_W14</w:t>
+            </w:r>
+            <w:r>
+              <w:rPr>
+                <w:sz w:val="28"/>
+                <w:szCs w:val="28"/>
+              </w:rPr>
+              <w:t>)</w:t>
+            </w:r>
+          </w:p>
+          <w:p>
+            <w:pPr>
+              <w:rPr>
+                <w:sz w:val="28"/>
+                <w:szCs w:val="28"/>
+              </w:rPr>
+            </w:pPr>
+            <w:r>
+              <w:rPr>
+                <w:sz w:val="28"/>
+                <w:szCs w:val="28"/>
+              </w:rPr>
+              <w:t>3. Ator confirma.</w:t>
+            </w:r>
+          </w:p>
+          <w:p>
+            <w:pPr>
+              <w:rPr>
+                <w:sz w:val="28"/>
+                <w:szCs w:val="28"/>
+              </w:rPr>
+            </w:pPr>
+            <w:r>
+              <w:rPr>
+                <w:sz w:val="28"/>
+                <w:szCs w:val="28"/>
+              </w:rPr>
+              <w:t>4. O sistema registra o pedido como entregue e elimina ele da tela de gestor de pedido.</w:t>
+            </w:r>
+          </w:p>
+        </w:tc>
+      </w:tr>
+      <w:tr>
+        <w:trPr>
+          <w:trHeight w:val="285"/>
+        </w:trPr>
+        <w:tc>
+          <w:tcPr>
+            <w:tcW w:w="10330" w:type="dxa"/>
+            <w:gridSpan w:val="2"/>
+          </w:tcPr>
+          <w:p>
+            <w:pPr>
+              <w:jc w:val="center"/>
+              <w:rPr>
+                <w:sz w:val="28"/>
+                <w:szCs w:val="28"/>
+              </w:rPr>
+            </w:pPr>
+            <w:r>
+              <w:rPr>
+                <w:b/>
+                <w:sz w:val="28"/>
+                <w:szCs w:val="28"/>
+              </w:rPr>
+              <w:t>Fluxo Alternativo</w:t>
+            </w:r>
+          </w:p>
+        </w:tc>
+      </w:tr>
+      <w:tr>
+        <w:trPr>
+          <w:trHeight w:val="285"/>
+        </w:trPr>
+        <w:tc>
+          <w:tcPr>
+            <w:tcW w:w="10330" w:type="dxa"/>
+            <w:gridSpan w:val="2"/>
+          </w:tcPr>
+          <w:p>
+            <w:pPr>
+              <w:tabs>
+                <w:tab w:val="left" w:pos="360"/>
+              </w:tabs>
+              <w:rPr>
+                <w:b/>
+                <w:sz w:val="28"/>
+                <w:szCs w:val="28"/>
+              </w:rPr>
+            </w:pPr>
+            <w:r>
+              <w:rPr>
+                <w:b/>
+                <w:sz w:val="28"/>
+                <w:szCs w:val="28"/>
+              </w:rPr>
+              <w:t xml:space="preserve">Linha 2: </w:t>
+            </w:r>
+            <w:r>
+              <w:rPr>
+                <w:sz w:val="28"/>
+                <w:szCs w:val="28"/>
+              </w:rPr>
+              <w:t xml:space="preserve">Ator seleciona a opção “Não”. Retorna a tela inicial do </w:t>
+            </w:r>
+            <w:proofErr w:type="gramStart"/>
+            <w:r>
+              <w:rPr>
+                <w:sz w:val="28"/>
+                <w:szCs w:val="28"/>
+              </w:rPr>
+              <w:t>sistema(</w:t>
+            </w:r>
+            <w:proofErr w:type="gramEnd"/>
+            <w:r>
+              <w:rPr>
+                <w:color w:val="FF0000"/>
+                <w:sz w:val="28"/>
+                <w:szCs w:val="28"/>
+              </w:rPr>
+              <w:t>Tela_M1</w:t>
+            </w:r>
+            <w:r>
+              <w:rPr>
+                <w:sz w:val="28"/>
+                <w:szCs w:val="28"/>
+              </w:rPr>
+              <w:t>).</w:t>
+            </w:r>
+          </w:p>
+        </w:tc>
+      </w:tr>
+    </w:tbl>
     <w:p>
       <w:pPr>
         <w:jc w:val="center"/>
@@ -2867,58 +2872,32 @@
                 <w:sz w:val="28"/>
                 <w:szCs w:val="28"/>
               </w:rPr>
-              <w:t>1.</w:t>
-            </w:r>
-            <w:r>
-              <w:rPr>
-                <w:sz w:val="28"/>
-                <w:szCs w:val="28"/>
-              </w:rPr>
-              <w:t xml:space="preserve">Ator seleciona </w:t>
-            </w:r>
-            <w:r>
-              <w:rPr>
-                <w:sz w:val="28"/>
-                <w:szCs w:val="28"/>
-              </w:rPr>
-              <w:t xml:space="preserve">o ícone </w:t>
-            </w:r>
-            <w:r>
-              <w:rPr>
-                <w:sz w:val="28"/>
-                <w:szCs w:val="28"/>
-              </w:rPr>
-              <w:t>de “</w:t>
-            </w:r>
-            <w:r>
-              <w:rPr>
-                <w:sz w:val="28"/>
-                <w:szCs w:val="28"/>
-              </w:rPr>
-              <w:t>Atualizar</w:t>
-            </w:r>
-            <w:r>
-              <w:rPr>
-                <w:sz w:val="28"/>
-                <w:szCs w:val="28"/>
-              </w:rPr>
-              <w:t>”.</w:t>
-            </w:r>
-          </w:p>
-          <w:p>
-            <w:pPr>
-              <w:rPr>
-                <w:sz w:val="28"/>
-                <w:szCs w:val="28"/>
-              </w:rPr>
-            </w:pPr>
-            <w:r>
-              <w:rPr>
-                <w:sz w:val="28"/>
-                <w:szCs w:val="28"/>
-              </w:rPr>
-              <w:t>2.O sistema recarrega a página(</w:t>
-            </w:r>
+              <w:t>1.Ator seleciona o ícone de “Atualizar”.</w:t>
+            </w:r>
+          </w:p>
+          <w:p>
+            <w:pPr>
+              <w:rPr>
+                <w:sz w:val="28"/>
+                <w:szCs w:val="28"/>
+              </w:rPr>
+            </w:pPr>
+            <w:r>
+              <w:rPr>
+                <w:sz w:val="28"/>
+                <w:szCs w:val="28"/>
+              </w:rPr>
+              <w:t xml:space="preserve">2.O sistema recarrega a </w:t>
+            </w:r>
+            <w:proofErr w:type="gramStart"/>
+            <w:r>
+              <w:rPr>
+                <w:sz w:val="28"/>
+                <w:szCs w:val="28"/>
+              </w:rPr>
+              <w:t>página(</w:t>
+            </w:r>
+            <w:proofErr w:type="gramEnd"/>
             <w:r>
               <w:rPr>
                 <w:color w:val="FF0000"/>
@@ -2979,7 +2958,6 @@
         <w:id w:val="-1821591583"/>
         <w:lock w:val="contentLocked"/>
       </w:sdtPr>
-      <w:sdtEndPr/>
       <w:sdtContent>
         <w:tbl>
           <w:tblPr>
@@ -3339,6 +3317,7 @@
                 <w:sz w:val="28"/>
                 <w:szCs w:val="28"/>
               </w:rPr>
+              <w:lastRenderedPageBreak/>
               <w:t>Fluxo Principal</w:t>
             </w:r>
           </w:p>
@@ -3380,8 +3359,17 @@
                 <w:sz w:val="28"/>
                 <w:szCs w:val="28"/>
               </w:rPr>
-              <w:t>2. O sistema exibe a mensagem “Deseja Prosseguir?”(</w:t>
-            </w:r>
+              <w:t>2. O sistema exibe a mensagem “Deseja Prosseguir</w:t>
+            </w:r>
+            <w:proofErr w:type="gramStart"/>
+            <w:r>
+              <w:rPr>
+                <w:sz w:val="28"/>
+                <w:szCs w:val="28"/>
+              </w:rPr>
+              <w:t>?”(</w:t>
+            </w:r>
+            <w:proofErr w:type="gramEnd"/>
             <w:r>
               <w:rPr>
                 <w:color w:val="FF0000"/>
@@ -3410,23 +3398,46 @@
                 <w:sz w:val="28"/>
                 <w:szCs w:val="28"/>
               </w:rPr>
-              <w:t>3. Ator confirma remoção.</w:t>
-            </w:r>
-          </w:p>
-          <w:p>
-            <w:pPr>
-              <w:rPr>
-                <w:sz w:val="28"/>
-                <w:szCs w:val="28"/>
-              </w:rPr>
-            </w:pPr>
-            <w:r>
-              <w:rPr>
-                <w:sz w:val="28"/>
-                <w:szCs w:val="28"/>
-              </w:rPr>
-              <w:t>4. O sistema fecha a loja e exibe a tela com a loja fechada(</w:t>
-            </w:r>
+              <w:t>3. Ator confirm</w:t>
+            </w:r>
+            <w:r>
+              <w:rPr>
+                <w:sz w:val="28"/>
+                <w:szCs w:val="28"/>
+              </w:rPr>
+              <w:t>a</w:t>
+            </w:r>
+            <w:r>
+              <w:rPr>
+                <w:sz w:val="28"/>
+                <w:szCs w:val="28"/>
+              </w:rPr>
+              <w:t>.</w:t>
+            </w:r>
+          </w:p>
+          <w:p>
+            <w:pPr>
+              <w:rPr>
+                <w:sz w:val="28"/>
+                <w:szCs w:val="28"/>
+              </w:rPr>
+            </w:pPr>
+            <w:r>
+              <w:rPr>
+                <w:sz w:val="28"/>
+                <w:szCs w:val="28"/>
+              </w:rPr>
+              <w:t xml:space="preserve">4. O sistema fecha a loja e exibe a tela com a loja </w:t>
+            </w:r>
+            <w:proofErr w:type="gramStart"/>
+            <w:r>
+              <w:rPr>
+                <w:sz w:val="28"/>
+                <w:szCs w:val="28"/>
+              </w:rPr>
+              <w:t>fechada(</w:t>
+            </w:r>
+            <w:proofErr w:type="gramEnd"/>
             <w:r>
               <w:rPr>
                 <w:color w:val="FF0000"/>
@@ -3469,7 +3480,6 @@
                 <w:sz w:val="28"/>
                 <w:szCs w:val="28"/>
               </w:rPr>
-              <w:lastRenderedPageBreak/>
               <w:t>Fluxo Alternativo</w:t>
             </w:r>
           </w:p>
@@ -3507,8 +3517,17 @@
                 <w:sz w:val="28"/>
                 <w:szCs w:val="28"/>
               </w:rPr>
-              <w:t>Ator seleciona a opção “Não”. Retorna a tela inicial do sistema(</w:t>
-            </w:r>
+              <w:t xml:space="preserve">Ator seleciona a opção “Não”. Retorna a tela inicial do </w:t>
+            </w:r>
+            <w:proofErr w:type="gramStart"/>
+            <w:r>
+              <w:rPr>
+                <w:sz w:val="28"/>
+                <w:szCs w:val="28"/>
+              </w:rPr>
+              <w:t>sistema(</w:t>
+            </w:r>
+            <w:proofErr w:type="gramEnd"/>
             <w:r>
               <w:rPr>
                 <w:color w:val="FF0000"/>
@@ -3895,7 +3914,7 @@
 </file>
 
 <file path=word/numbering.xml><?xml version="1.0" encoding="utf-8"?>
-<w:numbering xmlns:wpc="http://schemas.microsoft.com/office/word/2010/wordprocessingCanvas" xmlns:cx="http://schemas.microsoft.com/office/drawing/2014/chartex" xmlns:cx1="http://schemas.microsoft.com/office/drawing/2015/9/8/chartex" xmlns:cx2="http://schemas.microsoft.com/office/drawing/2015/10/21/chartex" xmlns:cx3="http://schemas.microsoft.com/office/drawing/2016/5/9/chartex" xmlns:cx4="http://schemas.microsoft.com/office/drawing/2016/5/10/chartex" xmlns:cx5="http://schemas.microsoft.com/office/drawing/2016/5/11/chartex" xmlns:cx6="http://schemas.microsoft.com/office/drawing/2016/5/12/chartex" xmlns:cx7="http://schemas.microsoft.com/office/drawing/2016/5/13/chartex" xmlns:cx8="http://schemas.microsoft.com/office/drawing/2016/5/14/chartex" xmlns:mc="http://schemas.openxmlformats.org/markup-compatibility/2006" xmlns:aink="http://schemas.microsoft.com/office/drawing/2016/ink" xmlns:am3d="http://schemas.microsoft.com/office/drawing/2017/model3d" xmlns:o="urn:schemas-microsoft-com:office:office" xmlns:r="http://schemas.openxmlformats.org/officeDocument/2006/relationships" xmlns:m="http://schemas.openxmlformats.org/officeDocument/2006/math" xmlns:v="urn:schemas-microsoft-com:vml" xmlns:wp14="http://schemas.microsoft.com/office/word/2010/wordprocessingDrawing" xmlns:wp="http://schemas.openxmlformats.org/drawingml/2006/wordprocessingDrawing" xmlns:w10="urn:schemas-microsoft-com:office:word" xmlns:w="http://schemas.openxmlformats.org/wordprocessingml/2006/main" xmlns:w14="http://schemas.microsoft.com/office/word/2010/wordml" xmlns:w15="http://schemas.microsoft.com/office/word/2012/wordml" xmlns:w16cex="http://schemas.microsoft.com/office/word/2018/wordml/cex" xmlns:w16cid="http://schemas.microsoft.com/office/word/2016/wordml/cid" xmlns:w16="http://schemas.microsoft.com/office/word/2018/wordml" xmlns:w16se="http://schemas.microsoft.com/office/word/2015/wordml/symex" xmlns:wpg="http://schemas.microsoft.com/office/word/2010/wordprocessingGroup" xmlns:wpi="http://schemas.microsoft.com/office/word/2010/wordprocessingInk" xmlns:wne="http://schemas.microsoft.com/office/word/2006/wordml" xmlns:wps="http://schemas.microsoft.com/office/word/2010/wordprocessingShape" mc:Ignorable="w14 w15 w16se w16cid w16 w16cex wp14">
+<w:numbering xmlns:wpc="http://schemas.microsoft.com/office/word/2010/wordprocessingCanvas" xmlns:cx="http://schemas.microsoft.com/office/drawing/2014/chartex" xmlns:cx1="http://schemas.microsoft.com/office/drawing/2015/9/8/chartex" xmlns:cx2="http://schemas.microsoft.com/office/drawing/2015/10/21/chartex" xmlns:cx3="http://schemas.microsoft.com/office/drawing/2016/5/9/chartex" xmlns:cx4="http://schemas.microsoft.com/office/drawing/2016/5/10/chartex" xmlns:cx5="http://schemas.microsoft.com/office/drawing/2016/5/11/chartex" xmlns:cx6="http://schemas.microsoft.com/office/drawing/2016/5/12/chartex" xmlns:cx7="http://schemas.microsoft.com/office/drawing/2016/5/13/chartex" xmlns:cx8="http://schemas.microsoft.com/office/drawing/2016/5/14/chartex" xmlns:mc="http://schemas.openxmlformats.org/markup-compatibility/2006" xmlns:aink="http://schemas.microsoft.com/office/drawing/2016/ink" xmlns:am3d="http://schemas.microsoft.com/office/drawing/2017/model3d" xmlns:o="urn:schemas-microsoft-com:office:office" xmlns:oel="http://schemas.microsoft.com/office/2019/extlst" xmlns:r="http://schemas.openxmlformats.org/officeDocument/2006/relationships" xmlns:m="http://schemas.openxmlformats.org/officeDocument/2006/math" xmlns:v="urn:schemas-microsoft-com:vml" xmlns:wp14="http://schemas.microsoft.com/office/word/2010/wordprocessingDrawing" xmlns:wp="http://schemas.openxmlformats.org/drawingml/2006/wordprocessingDrawing" xmlns:w10="urn:schemas-microsoft-com:office:word" xmlns:w="http://schemas.openxmlformats.org/wordprocessingml/2006/main" xmlns:w14="http://schemas.microsoft.com/office/word/2010/wordml" xmlns:w15="http://schemas.microsoft.com/office/word/2012/wordml" xmlns:w16cex="http://schemas.microsoft.com/office/word/2018/wordml/cex" xmlns:w16cid="http://schemas.microsoft.com/office/word/2016/wordml/cid" xmlns:w16="http://schemas.microsoft.com/office/word/2018/wordml" xmlns:w16du="http://schemas.microsoft.com/office/word/2023/wordml/word16du" xmlns:w16sdtdh="http://schemas.microsoft.com/office/word/2020/wordml/sdtdatahash" xmlns:w16sdtfl="http://schemas.microsoft.com/office/word/2024/wordml/sdtformatlock" xmlns:w16se="http://schemas.microsoft.com/office/word/2015/wordml/symex" xmlns:wpg="http://schemas.microsoft.com/office/word/2010/wordprocessingGroup" xmlns:wpi="http://schemas.microsoft.com/office/word/2010/wordprocessingInk" xmlns:wne="http://schemas.microsoft.com/office/word/2006/wordml" xmlns:wps="http://schemas.microsoft.com/office/word/2010/wordprocessingShape" mc:Ignorable="w14 w15 w16se w16cid w16 w16cex w16sdtdh w16sdtfl w16du wp14">
   <w:abstractNum w:abstractNumId="0" w15:restartNumberingAfterBreak="0">
     <w:nsid w:val="3B043AA4"/>
     <w:multiLevelType w:val="multilevel"/>
@@ -4235,20 +4254,20 @@
       </w:rPr>
     </w:lvl>
   </w:abstractNum>
-  <w:num w:numId="1">
+  <w:num w:numId="1" w16cid:durableId="740254138">
     <w:abstractNumId w:val="2"/>
   </w:num>
-  <w:num w:numId="2">
+  <w:num w:numId="2" w16cid:durableId="1092510198">
     <w:abstractNumId w:val="1"/>
   </w:num>
-  <w:num w:numId="3">
+  <w:num w:numId="3" w16cid:durableId="474178795">
     <w:abstractNumId w:val="0"/>
   </w:num>
 </w:numbering>
 </file>
 
 <file path=word/styles.xml><?xml version="1.0" encoding="utf-8"?>
-<w:styles xmlns:mc="http://schemas.openxmlformats.org/markup-compatibility/2006" xmlns:r="http://schemas.openxmlformats.org/officeDocument/2006/relationships" xmlns:w="http://schemas.openxmlformats.org/wordprocessingml/2006/main" xmlns:w14="http://schemas.microsoft.com/office/word/2010/wordml" xmlns:w15="http://schemas.microsoft.com/office/word/2012/wordml" xmlns:w16cex="http://schemas.microsoft.com/office/word/2018/wordml/cex" xmlns:w16cid="http://schemas.microsoft.com/office/word/2016/wordml/cid" xmlns:w16="http://schemas.microsoft.com/office/word/2018/wordml" xmlns:w16se="http://schemas.microsoft.com/office/word/2015/wordml/symex" mc:Ignorable="w14 w15 w16se w16cid w16 w16cex">
+<w:styles xmlns:mc="http://schemas.openxmlformats.org/markup-compatibility/2006" xmlns:r="http://schemas.openxmlformats.org/officeDocument/2006/relationships" xmlns:w="http://schemas.openxmlformats.org/wordprocessingml/2006/main" xmlns:w14="http://schemas.microsoft.com/office/word/2010/wordml" xmlns:w15="http://schemas.microsoft.com/office/word/2012/wordml" xmlns:w16cex="http://schemas.microsoft.com/office/word/2018/wordml/cex" xmlns:w16cid="http://schemas.microsoft.com/office/word/2016/wordml/cid" xmlns:w16="http://schemas.microsoft.com/office/word/2018/wordml" xmlns:w16du="http://schemas.microsoft.com/office/word/2023/wordml/word16du" xmlns:w16sdtdh="http://schemas.microsoft.com/office/word/2020/wordml/sdtdatahash" xmlns:w16sdtfl="http://schemas.microsoft.com/office/word/2024/wordml/sdtformatlock" xmlns:w16se="http://schemas.microsoft.com/office/word/2015/wordml/symex" mc:Ignorable="w14 w15 w16se w16cid w16 w16cex w16sdtdh w16sdtfl w16du">
   <w:docDefaults>
     <w:rPrDefault>
       <w:rPr>
@@ -4892,9 +4911,7 @@
       <w:tblStyleRowBandSize w:val="1"/>
       <w:tblStyleColBandSize w:val="1"/>
       <w:tblCellMar>
-        <w:top w:w="0" w:type="dxa"/>
         <w:left w:w="70" w:type="dxa"/>
-        <w:bottom w:w="0" w:type="dxa"/>
         <w:right w:w="70" w:type="dxa"/>
       </w:tblCellMar>
     </w:tblPr>
@@ -4905,9 +4922,7 @@
       <w:tblStyleRowBandSize w:val="1"/>
       <w:tblStyleColBandSize w:val="1"/>
       <w:tblCellMar>
-        <w:top w:w="0" w:type="dxa"/>
         <w:left w:w="70" w:type="dxa"/>
-        <w:bottom w:w="0" w:type="dxa"/>
         <w:right w:w="70" w:type="dxa"/>
       </w:tblCellMar>
     </w:tblPr>
@@ -4918,9 +4933,7 @@
       <w:tblStyleRowBandSize w:val="1"/>
       <w:tblStyleColBandSize w:val="1"/>
       <w:tblCellMar>
-        <w:top w:w="0" w:type="dxa"/>
         <w:left w:w="70" w:type="dxa"/>
-        <w:bottom w:w="0" w:type="dxa"/>
         <w:right w:w="70" w:type="dxa"/>
       </w:tblCellMar>
     </w:tblPr>
@@ -4931,9 +4944,7 @@
       <w:tblStyleRowBandSize w:val="1"/>
       <w:tblStyleColBandSize w:val="1"/>
       <w:tblCellMar>
-        <w:top w:w="0" w:type="dxa"/>
         <w:left w:w="70" w:type="dxa"/>
-        <w:bottom w:w="0" w:type="dxa"/>
         <w:right w:w="70" w:type="dxa"/>
       </w:tblCellMar>
     </w:tblPr>
@@ -4944,9 +4955,7 @@
       <w:tblStyleRowBandSize w:val="1"/>
       <w:tblStyleColBandSize w:val="1"/>
       <w:tblCellMar>
-        <w:top w:w="0" w:type="dxa"/>
         <w:left w:w="70" w:type="dxa"/>
-        <w:bottom w:w="0" w:type="dxa"/>
         <w:right w:w="70" w:type="dxa"/>
       </w:tblCellMar>
     </w:tblPr>
@@ -4957,9 +4966,7 @@
       <w:tblStyleRowBandSize w:val="1"/>
       <w:tblStyleColBandSize w:val="1"/>
       <w:tblCellMar>
-        <w:top w:w="0" w:type="dxa"/>
         <w:left w:w="70" w:type="dxa"/>
-        <w:bottom w:w="0" w:type="dxa"/>
         <w:right w:w="70" w:type="dxa"/>
       </w:tblCellMar>
     </w:tblPr>
@@ -4970,9 +4977,7 @@
       <w:tblStyleRowBandSize w:val="1"/>
       <w:tblStyleColBandSize w:val="1"/>
       <w:tblCellMar>
-        <w:top w:w="0" w:type="dxa"/>
         <w:left w:w="70" w:type="dxa"/>
-        <w:bottom w:w="0" w:type="dxa"/>
         <w:right w:w="70" w:type="dxa"/>
       </w:tblCellMar>
     </w:tblPr>
@@ -4983,9 +4988,7 @@
       <w:tblStyleRowBandSize w:val="1"/>
       <w:tblStyleColBandSize w:val="1"/>
       <w:tblCellMar>
-        <w:top w:w="0" w:type="dxa"/>
         <w:left w:w="70" w:type="dxa"/>
-        <w:bottom w:w="0" w:type="dxa"/>
         <w:right w:w="70" w:type="dxa"/>
       </w:tblCellMar>
     </w:tblPr>
@@ -4996,9 +4999,7 @@
       <w:tblStyleRowBandSize w:val="1"/>
       <w:tblStyleColBandSize w:val="1"/>
       <w:tblCellMar>
-        <w:top w:w="0" w:type="dxa"/>
         <w:left w:w="70" w:type="dxa"/>
-        <w:bottom w:w="0" w:type="dxa"/>
         <w:right w:w="70" w:type="dxa"/>
       </w:tblCellMar>
     </w:tblPr>
@@ -5009,9 +5010,7 @@
       <w:tblStyleRowBandSize w:val="1"/>
       <w:tblStyleColBandSize w:val="1"/>
       <w:tblCellMar>
-        <w:top w:w="0" w:type="dxa"/>
         <w:left w:w="70" w:type="dxa"/>
-        <w:bottom w:w="0" w:type="dxa"/>
         <w:right w:w="70" w:type="dxa"/>
       </w:tblCellMar>
     </w:tblPr>
@@ -5022,9 +5021,7 @@
       <w:tblStyleRowBandSize w:val="1"/>
       <w:tblStyleColBandSize w:val="1"/>
       <w:tblCellMar>
-        <w:top w:w="0" w:type="dxa"/>
         <w:left w:w="70" w:type="dxa"/>
-        <w:bottom w:w="0" w:type="dxa"/>
         <w:right w:w="70" w:type="dxa"/>
       </w:tblCellMar>
     </w:tblPr>
@@ -5035,9 +5032,7 @@
       <w:tblStyleRowBandSize w:val="1"/>
       <w:tblStyleColBandSize w:val="1"/>
       <w:tblCellMar>
-        <w:top w:w="0" w:type="dxa"/>
         <w:left w:w="108" w:type="dxa"/>
-        <w:bottom w:w="0" w:type="dxa"/>
         <w:right w:w="108" w:type="dxa"/>
       </w:tblCellMar>
     </w:tblPr>
